--- a/bachelor/semestr1/lab1/Лабораторная_работа_1_вариант_22.docx
+++ b/bachelor/semestr1/lab1/Лабораторная_работа_1_вариант_22.docx
@@ -114,13 +114,7 @@
         <w:rPr>
           <w:lang w:val="ru-RU"/>
         </w:rPr>
-        <w:t xml:space="preserve">, а также с операциями инкремента и </w:t>
-      </w:r>
-      <w:r>
-        <w:rPr>
-          <w:lang w:val="ru-RU"/>
-        </w:rPr>
-        <w:t>сравнением выражений.</w:t>
+        <w:t>, а также с операциями инкремента и сравнением выражений.</w:t>
       </w:r>
     </w:p>
     <w:p>
@@ -213,7 +207,6 @@
         </w:rPr>
         <w:t xml:space="preserve"> − </w:t>
       </w:r>
-      <w:proofErr w:type="gramStart"/>
       <w:r>
         <w:rPr>
           <w:b/>
@@ -225,15 +218,7 @@
           <w:b/>
           <w:lang w:val="ru-RU"/>
         </w:rPr>
-        <w:t>)⁴</w:t>
-      </w:r>
-      <w:proofErr w:type="gramEnd"/>
-      <w:r>
-        <w:rPr>
-          <w:b/>
-          <w:lang w:val="ru-RU"/>
-        </w:rPr>
-        <w:t xml:space="preserve"> − (</w:t>
+        <w:t>)⁴ − (</w:t>
       </w:r>
       <w:r>
         <w:rPr>
@@ -357,122 +342,10 @@
     </w:p>
     <w:p>
       <w:pPr>
-        <w:rPr>
-          <w:lang w:val="ru-RU"/>
-        </w:rPr>
+        <w:pStyle w:val="1"/>
       </w:pPr>
       <w:r>
-        <w:rPr>
-          <w:lang w:val="ru-RU"/>
-        </w:rPr>
-        <w:t>Задание 2. Вычислить выражения ++</w:t>
-      </w:r>
-      <w:r>
-        <w:t>n</w:t>
-      </w:r>
-      <w:r>
-        <w:rPr>
-          <w:lang w:val="ru-RU"/>
-        </w:rPr>
-        <w:t xml:space="preserve"> * ++</w:t>
-      </w:r>
-      <w:r>
-        <w:t>m</w:t>
-      </w:r>
-      <w:r>
-        <w:rPr>
-          <w:lang w:val="ru-RU"/>
-        </w:rPr>
-        <w:t xml:space="preserve">, </w:t>
-      </w:r>
-      <w:r>
-        <w:t>m</w:t>
-      </w:r>
-      <w:r>
-        <w:rPr>
-          <w:lang w:val="ru-RU"/>
-        </w:rPr>
-        <w:t xml:space="preserve">++ </w:t>
-      </w:r>
-      <w:proofErr w:type="gramStart"/>
-      <w:r>
-        <w:rPr>
-          <w:lang w:val="ru-RU"/>
-        </w:rPr>
-        <w:t xml:space="preserve">&lt; </w:t>
-      </w:r>
-      <w:r>
-        <w:t>n</w:t>
-      </w:r>
-      <w:proofErr w:type="gramEnd"/>
-      <w:r>
-        <w:rPr>
-          <w:lang w:val="ru-RU"/>
-        </w:rPr>
-        <w:t xml:space="preserve"> и </w:t>
-      </w:r>
-      <w:r>
-        <w:t>n</w:t>
-      </w:r>
-      <w:r>
-        <w:rPr>
-          <w:lang w:val="ru-RU"/>
-        </w:rPr>
-        <w:t xml:space="preserve">++ &gt; </w:t>
-      </w:r>
-      <w:r>
-        <w:t>m</w:t>
-      </w:r>
-      <w:r>
-        <w:rPr>
-          <w:lang w:val="ru-RU"/>
-        </w:rPr>
-        <w:t xml:space="preserve">. Для демонстрации принят начальный пример </w:t>
-      </w:r>
-      <w:r>
-        <w:t>n</w:t>
-      </w:r>
-      <w:r>
-        <w:rPr>
-          <w:lang w:val="ru-RU"/>
-        </w:rPr>
-        <w:t xml:space="preserve"> = 2, </w:t>
-      </w:r>
-      <w:r>
-        <w:t>m</w:t>
-      </w:r>
-      <w:r>
-        <w:rPr>
-          <w:lang w:val="ru-RU"/>
-        </w:rPr>
-        <w:t xml:space="preserve"> = 1. В программе начальные значения восстанавливаются перед вычислением каждого выражения, чтобы результаты не зависели от порядка выполнения предыдущих выражений.</w:t>
-      </w:r>
-    </w:p>
-    <w:p>
-      <w:pPr>
-        <w:pStyle w:val="1"/>
-        <w:rPr>
-          <w:lang w:val="ru-RU"/>
-        </w:rPr>
-      </w:pPr>
-      <w:r>
-        <w:t xml:space="preserve">3. </w:t>
-      </w:r>
-      <w:proofErr w:type="spellStart"/>
-      <w:r>
-        <w:t>Программа</w:t>
-      </w:r>
-      <w:proofErr w:type="spellEnd"/>
-      <w:r>
-        <w:t xml:space="preserve"> </w:t>
-      </w:r>
-      <w:proofErr w:type="spellStart"/>
-      <w:r>
-        <w:t>на</w:t>
-      </w:r>
-      <w:proofErr w:type="spellEnd"/>
-      <w:r>
-        <w:t xml:space="preserve"> C++</w:t>
+        <w:t>3. Программа на C++</w:t>
       </w:r>
     </w:p>
     <w:p>
@@ -482,41 +355,17 @@
     </w:p>
     <w:p>
       <w:r>
-        <w:t>#include &lt;</w:t>
-      </w:r>
-      <w:proofErr w:type="spellStart"/>
-      <w:r>
-        <w:t>iomanip</w:t>
-      </w:r>
-      <w:proofErr w:type="spellEnd"/>
-      <w:r>
-        <w:t>&gt;</w:t>
+        <w:t>#include &lt;iomanip&gt;</w:t>
       </w:r>
     </w:p>
     <w:p>
       <w:r>
-        <w:t>#include &lt;</w:t>
-      </w:r>
-      <w:proofErr w:type="spellStart"/>
-      <w:r>
-        <w:t>cmath</w:t>
-      </w:r>
-      <w:proofErr w:type="spellEnd"/>
-      <w:r>
-        <w:t>&gt;</w:t>
+        <w:t>#include &lt;cmath&gt;</w:t>
       </w:r>
     </w:p>
     <w:p>
       <w:r>
-        <w:t>#include &lt;</w:t>
-      </w:r>
-      <w:proofErr w:type="spellStart"/>
-      <w:r>
-        <w:t>clocale</w:t>
-      </w:r>
-      <w:proofErr w:type="spellEnd"/>
-      <w:r>
-        <w:t>&gt;</w:t>
+        <w:t>#include &lt;clocale&gt;</w:t>
       </w:r>
     </w:p>
     <w:p>
@@ -527,36 +376,12 @@
     <w:p/>
     <w:p>
       <w:r>
-        <w:t>template &lt;</w:t>
-      </w:r>
-      <w:proofErr w:type="spellStart"/>
-      <w:r>
-        <w:t>typename</w:t>
-      </w:r>
-      <w:proofErr w:type="spellEnd"/>
-      <w:r>
-        <w:t xml:space="preserve"> T&gt;</w:t>
+        <w:t>template &lt;typename T&gt;</w:t>
       </w:r>
     </w:p>
     <w:p>
       <w:r>
-        <w:t xml:space="preserve">void </w:t>
-      </w:r>
-      <w:proofErr w:type="gramStart"/>
-      <w:r>
-        <w:t>calculate(</w:t>
-      </w:r>
-      <w:proofErr w:type="gramEnd"/>
-      <w:r>
-        <w:t xml:space="preserve">const char* </w:t>
-      </w:r>
-      <w:proofErr w:type="spellStart"/>
-      <w:r>
-        <w:t>typeName</w:t>
-      </w:r>
-      <w:proofErr w:type="spellEnd"/>
-      <w:r>
-        <w:t>) {</w:t>
+        <w:t>void calculate(const char* typeName) {</w:t>
       </w:r>
     </w:p>
     <w:p>
@@ -567,15 +392,7 @@
     <w:p/>
     <w:p>
       <w:r>
-        <w:t xml:space="preserve">    T numerator   = (a - </w:t>
-      </w:r>
-      <w:proofErr w:type="gramStart"/>
-      <w:r>
-        <w:t>b)*</w:t>
-      </w:r>
-      <w:proofErr w:type="gramEnd"/>
-      <w:r>
-        <w:t>(a - b)*(a - b)*(a - b) - (a*a*a*a - 4*a*a*a*b);</w:t>
+        <w:t>    T numerator   = (a - b)*(a - b)*(a - b)*(a - b) - (a*a*a*a - 4*a*a*a*b);</w:t>
       </w:r>
     </w:p>
     <w:p>
@@ -585,22 +402,14 @@
     </w:p>
     <w:p>
       <w:r>
-        <w:lastRenderedPageBreak/>
         <w:t>    T result      = numerator / denominator;</w:t>
       </w:r>
     </w:p>
     <w:p/>
     <w:p>
       <w:r>
-        <w:t xml:space="preserve">    </w:t>
-      </w:r>
-      <w:proofErr w:type="spellStart"/>
-      <w:r>
-        <w:t>cout</w:t>
-      </w:r>
-      <w:proofErr w:type="spellEnd"/>
-      <w:r>
-        <w:t xml:space="preserve"> &lt;&lt; "\n</w:t>
+        <w:lastRenderedPageBreak/>
+        <w:t>    cout &lt;&lt; "\n</w:t>
       </w:r>
       <w:r>
         <w:rPr>
@@ -618,15 +427,7 @@
         <w:t>данных</w:t>
       </w:r>
       <w:r>
-        <w:t xml:space="preserve">: " &lt;&lt; </w:t>
-      </w:r>
-      <w:proofErr w:type="spellStart"/>
-      <w:r>
-        <w:t>typeName</w:t>
-      </w:r>
-      <w:proofErr w:type="spellEnd"/>
-      <w:r>
-        <w:t xml:space="preserve"> &lt;&lt; '\n'</w:t>
+        <w:t>: " &lt;&lt; typeName &lt;&lt; '\n'</w:t>
       </w:r>
     </w:p>
     <w:p>
@@ -679,59 +480,17 @@
     <w:p/>
     <w:p>
       <w:r>
-        <w:t xml:space="preserve">int </w:t>
-      </w:r>
-      <w:proofErr w:type="gramStart"/>
-      <w:r>
-        <w:t>main(</w:t>
-      </w:r>
-      <w:proofErr w:type="gramEnd"/>
-      <w:r>
-        <w:t>) {</w:t>
+        <w:t>int main() {</w:t>
       </w:r>
     </w:p>
     <w:p>
       <w:r>
-        <w:t xml:space="preserve">    </w:t>
-      </w:r>
-      <w:proofErr w:type="spellStart"/>
-      <w:proofErr w:type="gramStart"/>
-      <w:r>
-        <w:t>setlocale</w:t>
-      </w:r>
-      <w:proofErr w:type="spellEnd"/>
-      <w:r>
-        <w:t>(</w:t>
-      </w:r>
-      <w:proofErr w:type="gramEnd"/>
-      <w:r>
-        <w:t>LC_ALL, ".65001");</w:t>
+        <w:t>    setlocale(LC_ALL, ".65001");</w:t>
       </w:r>
     </w:p>
     <w:p>
       <w:r>
-        <w:t xml:space="preserve">    </w:t>
-      </w:r>
-      <w:proofErr w:type="spellStart"/>
-      <w:r>
-        <w:t>cout</w:t>
-      </w:r>
-      <w:proofErr w:type="spellEnd"/>
-      <w:r>
-        <w:t xml:space="preserve"> &lt;&lt; fixed &lt;&lt; </w:t>
-      </w:r>
-      <w:proofErr w:type="spellStart"/>
-      <w:proofErr w:type="gramStart"/>
-      <w:r>
-        <w:t>setprecision</w:t>
-      </w:r>
-      <w:proofErr w:type="spellEnd"/>
-      <w:r>
-        <w:t>(</w:t>
-      </w:r>
-      <w:proofErr w:type="gramEnd"/>
-      <w:r>
-        <w:t>10);</w:t>
+        <w:t>    cout &lt;&lt; fixed &lt;&lt; setprecision(10);</w:t>
       </w:r>
     </w:p>
     <w:p/>
@@ -741,8 +500,37 @@
       </w:r>
     </w:p>
     <w:p>
+      <w:pPr>
+        <w:rPr>
+          <w:lang w:val="ru-RU"/>
+        </w:rPr>
+      </w:pPr>
       <w:r>
-        <w:t>    calculate&lt;double&gt;("double");</w:t>
+        <w:t>    calculate</w:t>
+      </w:r>
+      <w:r>
+        <w:rPr>
+          <w:lang w:val="ru-RU"/>
+        </w:rPr>
+        <w:t>&lt;</w:t>
+      </w:r>
+      <w:r>
+        <w:t>double</w:t>
+      </w:r>
+      <w:r>
+        <w:rPr>
+          <w:lang w:val="ru-RU"/>
+        </w:rPr>
+        <w:t>&gt;("</w:t>
+      </w:r>
+      <w:r>
+        <w:t>double</w:t>
+      </w:r>
+      <w:r>
+        <w:rPr>
+          <w:lang w:val="ru-RU"/>
+        </w:rPr>
+        <w:t>");</w:t>
       </w:r>
     </w:p>
     <w:p>
@@ -789,13 +577,7 @@
         <w:rPr>
           <w:lang w:val="ru-RU"/>
         </w:rPr>
-        <w:t xml:space="preserve">При </w:t>
-      </w:r>
-      <w:r>
-        <w:rPr>
-          <w:lang w:val="ru-RU"/>
-        </w:rPr>
-        <w:t xml:space="preserve">вычислении задания 1 на типичной платформе с </w:t>
+        <w:t xml:space="preserve">При вычислении задания 1 на типичной платформе с </w:t>
       </w:r>
       <w:r>
         <w:t>IEEE</w:t>
@@ -825,11 +607,9 @@
             <w:tcW w:w="2469" w:type="dxa"/>
           </w:tcPr>
           <w:p>
-            <w:proofErr w:type="spellStart"/>
             <w:r>
               <w:t>Тип</w:t>
             </w:r>
-            <w:proofErr w:type="spellEnd"/>
           </w:p>
         </w:tc>
         <w:tc>
@@ -865,11 +645,9 @@
             <w:tcW w:w="2719" w:type="dxa"/>
           </w:tcPr>
           <w:p>
-            <w:proofErr w:type="spellStart"/>
             <w:r>
               <w:t>Результат</w:t>
             </w:r>
-            <w:proofErr w:type="spellEnd"/>
           </w:p>
         </w:tc>
       </w:tr>
@@ -982,13 +760,7 @@
         <w:rPr>
           <w:lang w:val="ru-RU"/>
         </w:rPr>
-        <w:t xml:space="preserve">Математически числитель равен </w:t>
-      </w:r>
-      <w:r>
-        <w:rPr>
-          <w:lang w:val="ru-RU"/>
-        </w:rPr>
-        <w:t>знаменателю, поскольку (</w:t>
+        <w:t>Математически числитель равен знаменателю, поскольку (</w:t>
       </w:r>
       <w:r>
         <w:t>a</w:t>
@@ -999,7 +771,6 @@
         </w:rPr>
         <w:t xml:space="preserve"> − </w:t>
       </w:r>
-      <w:proofErr w:type="gramStart"/>
       <w:r>
         <w:t>b</w:t>
       </w:r>
@@ -1007,14 +778,7 @@
         <w:rPr>
           <w:lang w:val="ru-RU"/>
         </w:rPr>
-        <w:t>)⁴</w:t>
-      </w:r>
-      <w:proofErr w:type="gramEnd"/>
-      <w:r>
-        <w:rPr>
-          <w:lang w:val="ru-RU"/>
-        </w:rPr>
-        <w:t xml:space="preserve"> = </w:t>
+        <w:t xml:space="preserve">)⁴ = </w:t>
       </w:r>
       <w:r>
         <w:t>a</w:t>
@@ -1973,6 +1737,7 @@
   <w:style w:type="character" w:default="1" w:styleId="a2">
     <w:name w:val="Default Paragraph Font"/>
     <w:uiPriority w:val="1"/>
+    <w:semiHidden/>
     <w:unhideWhenUsed/>
   </w:style>
   <w:style w:type="table" w:default="1" w:styleId="a3">

--- a/bachelor/semestr1/lab1/Лабораторная_работа_1_вариант_22.docx
+++ b/bachelor/semestr1/lab1/Лабораторная_работа_1_вариант_22.docx
@@ -207,6 +207,7 @@
         </w:rPr>
         <w:t xml:space="preserve"> − </w:t>
       </w:r>
+      <w:proofErr w:type="gramStart"/>
       <w:r>
         <w:rPr>
           <w:b/>
@@ -218,7 +219,15 @@
           <w:b/>
           <w:lang w:val="ru-RU"/>
         </w:rPr>
-        <w:t>)⁴ − (</w:t>
+        <w:t>)⁴</w:t>
+      </w:r>
+      <w:proofErr w:type="gramEnd"/>
+      <w:r>
+        <w:rPr>
+          <w:b/>
+          <w:lang w:val="ru-RU"/>
+        </w:rPr>
+        <w:t xml:space="preserve"> − (</w:t>
       </w:r>
       <w:r>
         <w:rPr>
@@ -345,7 +354,23 @@
         <w:pStyle w:val="1"/>
       </w:pPr>
       <w:r>
-        <w:t>3. Программа на C++</w:t>
+        <w:t xml:space="preserve">3. </w:t>
+      </w:r>
+      <w:proofErr w:type="spellStart"/>
+      <w:r>
+        <w:t>Программа</w:t>
+      </w:r>
+      <w:proofErr w:type="spellEnd"/>
+      <w:r>
+        <w:t xml:space="preserve"> </w:t>
+      </w:r>
+      <w:proofErr w:type="spellStart"/>
+      <w:r>
+        <w:t>на</w:t>
+      </w:r>
+      <w:proofErr w:type="spellEnd"/>
+      <w:r>
+        <w:t xml:space="preserve"> C++</w:t>
       </w:r>
     </w:p>
     <w:p>
@@ -356,11 +381,6 @@
     <w:p>
       <w:r>
         <w:t>#include &lt;iomanip&gt;</w:t>
-      </w:r>
-    </w:p>
-    <w:p>
-      <w:r>
-        <w:t>#include &lt;cmath&gt;</w:t>
       </w:r>
     </w:p>
     <w:p>
@@ -381,7 +401,15 @@
     </w:p>
     <w:p>
       <w:r>
-        <w:t>void calculate(const char* typeName) {</w:t>
+        <w:t xml:space="preserve">void </w:t>
+      </w:r>
+      <w:proofErr w:type="gramStart"/>
+      <w:r>
+        <w:t>calculate(</w:t>
+      </w:r>
+      <w:proofErr w:type="gramEnd"/>
+      <w:r>
+        <w:t>const char* typeName) {</w:t>
       </w:r>
     </w:p>
     <w:p>
@@ -392,23 +420,73 @@
     <w:p/>
     <w:p>
       <w:r>
-        <w:t>    T numerator   = (a - b)*(a - b)*(a - b)*(a - b) - (a*a*a*a - 4*a*a*a*b);</w:t>
+        <w:t>    T aMinusB = a - b;</w:t>
       </w:r>
     </w:p>
     <w:p>
       <w:r>
-        <w:t>    T denominator = 6*a*a*b*b - 4*a*b*b*b + b*b*b*b;</w:t>
+        <w:t>    T square = aMinusB * aMinusB;</w:t>
       </w:r>
     </w:p>
     <w:p>
       <w:r>
-        <w:t>    T result      = numerator / denominator;</w:t>
+        <w:t>    T fourthPower = square * square;</w:t>
+      </w:r>
+    </w:p>
+    <w:p>
+      <w:r>
+        <w:t>    T a2 = a * a;</w:t>
+      </w:r>
+    </w:p>
+    <w:p>
+      <w:r>
+        <w:t>    T a3 = a2 * a;</w:t>
+      </w:r>
+    </w:p>
+    <w:p>
+      <w:r>
+        <w:lastRenderedPageBreak/>
+        <w:t>    T a4 = a2 * a2;</w:t>
+      </w:r>
+    </w:p>
+    <w:p>
+      <w:r>
+        <w:t>    T b2 = b * b;</w:t>
+      </w:r>
+    </w:p>
+    <w:p>
+      <w:r>
+        <w:t>    T b3 = b2 * b;</w:t>
+      </w:r>
+    </w:p>
+    <w:p>
+      <w:r>
+        <w:t>    T b4 = b2 * b2;</w:t>
+      </w:r>
+    </w:p>
+    <w:p>
+      <w:r>
+        <w:t> </w:t>
+      </w:r>
+    </w:p>
+    <w:p>
+      <w:r>
+        <w:t>    T numerator = fourthPower - (a4 - 4 * a3 * b);</w:t>
+      </w:r>
+    </w:p>
+    <w:p>
+      <w:r>
+        <w:t>    T denominator = 6 * a2 * b2 - 4 * a * b3 + b4;</w:t>
+      </w:r>
+    </w:p>
+    <w:p>
+      <w:r>
+        <w:t>    T result = numerator / denominator;</w:t>
       </w:r>
     </w:p>
     <w:p/>
     <w:p>
       <w:r>
-        <w:lastRenderedPageBreak/>
         <w:t>    cout &lt;&lt; "\n</w:t>
       </w:r>
       <w:r>
@@ -497,6 +575,36 @@
     <w:p>
       <w:r>
         <w:t>    calculate&lt;float&gt;("float");</w:t>
+      </w:r>
+    </w:p>
+    <w:p>
+      <w:r>
+        <w:t>    calculate&lt;double&gt;("double");</w:t>
+      </w:r>
+    </w:p>
+    <w:p/>
+    <w:p>
+      <w:pPr>
+        <w:rPr>
+          <w:lang w:val="ru-RU"/>
+        </w:rPr>
+      </w:pPr>
+      <w:r>
+        <w:t xml:space="preserve">    </w:t>
+      </w:r>
+      <w:proofErr w:type="spellStart"/>
+      <w:r>
+        <w:rPr>
+          <w:lang w:val="ru-RU"/>
+        </w:rPr>
+        <w:t>return</w:t>
+      </w:r>
+      <w:proofErr w:type="spellEnd"/>
+      <w:r>
+        <w:rPr>
+          <w:lang w:val="ru-RU"/>
+        </w:rPr>
+        <w:t xml:space="preserve"> 0;</w:t>
       </w:r>
     </w:p>
     <w:p>
@@ -506,52 +614,11 @@
         </w:rPr>
       </w:pPr>
       <w:r>
-        <w:t>    calculate</w:t>
-      </w:r>
-      <w:r>
-        <w:rPr>
-          <w:lang w:val="ru-RU"/>
-        </w:rPr>
-        <w:t>&lt;</w:t>
-      </w:r>
-      <w:r>
-        <w:t>double</w:t>
-      </w:r>
-      <w:r>
-        <w:rPr>
-          <w:lang w:val="ru-RU"/>
-        </w:rPr>
-        <w:t>&gt;("</w:t>
-      </w:r>
-      <w:r>
-        <w:t>double</w:t>
-      </w:r>
-      <w:r>
-        <w:rPr>
-          <w:lang w:val="ru-RU"/>
-        </w:rPr>
-        <w:t>");</w:t>
-      </w:r>
-    </w:p>
-    <w:p>
-      <w:pPr>
-        <w:rPr>
-          <w:lang w:val="ru-RU"/>
-        </w:rPr>
-      </w:pPr>
-      <w:r>
         <w:rPr>
           <w:lang w:val="ru-RU"/>
         </w:rPr>
         <w:t>}</w:t>
       </w:r>
-    </w:p>
-    <w:p>
-      <w:pPr>
-        <w:rPr>
-          <w:lang w:val="ru-RU"/>
-        </w:rPr>
-      </w:pPr>
     </w:p>
     <w:p>
       <w:pPr>
@@ -564,6 +631,7 @@
         <w:rPr>
           <w:lang w:val="ru-RU"/>
         </w:rPr>
+        <w:lastRenderedPageBreak/>
         <w:t>4. Пример результата выполнения</w:t>
       </w:r>
     </w:p>
@@ -607,9 +675,11 @@
             <w:tcW w:w="2469" w:type="dxa"/>
           </w:tcPr>
           <w:p>
+            <w:proofErr w:type="spellStart"/>
             <w:r>
               <w:t>Тип</w:t>
             </w:r>
+            <w:proofErr w:type="spellEnd"/>
           </w:p>
         </w:tc>
         <w:tc>
@@ -617,9 +687,11 @@
             <w:tcW w:w="2719" w:type="dxa"/>
           </w:tcPr>
           <w:p>
+            <w:proofErr w:type="spellStart"/>
             <w:r>
               <w:t>Числитель</w:t>
             </w:r>
+            <w:proofErr w:type="spellEnd"/>
           </w:p>
         </w:tc>
         <w:tc>
@@ -645,9 +717,11 @@
             <w:tcW w:w="2719" w:type="dxa"/>
           </w:tcPr>
           <w:p>
+            <w:proofErr w:type="spellStart"/>
             <w:r>
               <w:t>Результат</w:t>
             </w:r>
+            <w:proofErr w:type="spellEnd"/>
           </w:p>
         </w:tc>
       </w:tr>
@@ -771,6 +845,7 @@
         </w:rPr>
         <w:t xml:space="preserve"> − </w:t>
       </w:r>
+      <w:proofErr w:type="gramStart"/>
       <w:r>
         <w:t>b</w:t>
       </w:r>
@@ -778,7 +853,14 @@
         <w:rPr>
           <w:lang w:val="ru-RU"/>
         </w:rPr>
-        <w:t xml:space="preserve">)⁴ = </w:t>
+        <w:t>)⁴</w:t>
+      </w:r>
+      <w:proofErr w:type="gramEnd"/>
+      <w:r>
+        <w:rPr>
+          <w:lang w:val="ru-RU"/>
+        </w:rPr>
+        <w:t xml:space="preserve"> = </w:t>
       </w:r>
       <w:r>
         <w:t>a</w:t>
@@ -873,7 +955,6 @@
         <w:rPr>
           <w:lang w:val="ru-RU"/>
         </w:rPr>
-        <w:lastRenderedPageBreak/>
         <w:t>6. Вывод</w:t>
       </w:r>
     </w:p>
@@ -1737,7 +1818,6 @@
   <w:style w:type="character" w:default="1" w:styleId="a2">
     <w:name w:val="Default Paragraph Font"/>
     <w:uiPriority w:val="1"/>
-    <w:semiHidden/>
     <w:unhideWhenUsed/>
   </w:style>
   <w:style w:type="table" w:default="1" w:styleId="a3">
